--- a/diwali_holiday_finalfinalfinal/This project explores the bond between a grandchild and her grandmother.docx
+++ b/diwali_holiday_finalfinalfinal/This project explores the bond between a grandchild and her grandmother.docx
@@ -245,19 +245,7 @@
         <w:rPr>
           <w:rFonts w:ascii="Times New Roman" w:hAnsi="Times New Roman" w:cs="Times New Roman"/>
         </w:rPr>
-        <w:t xml:space="preserve">Lighting diyas during Diwali: Players would light diyas for everyone, </w:t>
-      </w:r>
-      <w:r>
-        <w:rPr>
-          <w:rFonts w:ascii="Times New Roman" w:hAnsi="Times New Roman" w:cs="Times New Roman"/>
-        </w:rPr>
-        <w:t>symbolising</w:t>
-      </w:r>
-      <w:r>
-        <w:rPr>
-          <w:rFonts w:ascii="Times New Roman" w:hAnsi="Times New Roman" w:cs="Times New Roman"/>
-        </w:rPr>
-        <w:t xml:space="preserve"> sharing, care, and connection.</w:t>
+        <w:t>Lighting diyas during Diwali: Players would light diyas for everyone, symbolising sharing, care, and connection.</w:t>
       </w:r>
     </w:p>
     <w:p>
@@ -291,19 +279,7 @@
         <w:rPr>
           <w:rFonts w:ascii="Times New Roman" w:hAnsi="Times New Roman" w:cs="Times New Roman"/>
         </w:rPr>
-        <w:t xml:space="preserve">Fireworks and environmental impact: Showcasing </w:t>
-      </w:r>
-      <w:r>
-        <w:rPr>
-          <w:rFonts w:ascii="Times New Roman" w:hAnsi="Times New Roman" w:cs="Times New Roman"/>
-        </w:rPr>
-        <w:t xml:space="preserve">the </w:t>
-      </w:r>
-      <w:r>
-        <w:rPr>
-          <w:rFonts w:ascii="Times New Roman" w:hAnsi="Times New Roman" w:cs="Times New Roman"/>
-        </w:rPr>
-        <w:t xml:space="preserve">effects of firecrackers on plants and insects, possibly with a </w:t>
+        <w:t xml:space="preserve">Fireworks and environmental impact: Showcasing the effects of firecrackers on plants and insects, possibly with a </w:t>
       </w:r>
       <w:proofErr w:type="spellStart"/>
       <w:r>
@@ -401,19 +377,7 @@
         <w:rPr>
           <w:rFonts w:ascii="Times New Roman" w:hAnsi="Times New Roman" w:cs="Times New Roman"/>
         </w:rPr>
-        <w:t xml:space="preserve">Started with a rough outline: the girl walks, </w:t>
-      </w:r>
-      <w:r>
-        <w:rPr>
-          <w:rFonts w:ascii="Times New Roman" w:hAnsi="Times New Roman" w:cs="Times New Roman"/>
-        </w:rPr>
-        <w:t xml:space="preserve">the </w:t>
-      </w:r>
-      <w:r>
-        <w:rPr>
-          <w:rFonts w:ascii="Times New Roman" w:hAnsi="Times New Roman" w:cs="Times New Roman"/>
-        </w:rPr>
-        <w:t>grandmother walks, and they meet or separate depending on choices.</w:t>
+        <w:t>Started with a rough outline: the girl walks, the grandmother walks, and they meet or separate depending on choices.</w:t>
       </w:r>
     </w:p>
     <w:p>
@@ -623,31 +587,7 @@
         <w:rPr>
           <w:rFonts w:ascii="Times New Roman" w:hAnsi="Times New Roman" w:cs="Times New Roman"/>
         </w:rPr>
-        <w:t xml:space="preserve">Added transitions for </w:t>
-      </w:r>
-      <w:r>
-        <w:rPr>
-          <w:rFonts w:ascii="Times New Roman" w:hAnsi="Times New Roman" w:cs="Times New Roman"/>
-        </w:rPr>
-        <w:t xml:space="preserve">the </w:t>
-      </w:r>
-      <w:r>
-        <w:rPr>
-          <w:rFonts w:ascii="Times New Roman" w:hAnsi="Times New Roman" w:cs="Times New Roman"/>
-        </w:rPr>
-        <w:t>girl walking forward/</w:t>
-      </w:r>
-      <w:r>
-        <w:rPr>
-          <w:rFonts w:ascii="Times New Roman" w:hAnsi="Times New Roman" w:cs="Times New Roman"/>
-        </w:rPr>
-        <w:t>backwards</w:t>
-      </w:r>
-      <w:r>
-        <w:rPr>
-          <w:rFonts w:ascii="Times New Roman" w:hAnsi="Times New Roman" w:cs="Times New Roman"/>
-        </w:rPr>
-        <w:t>, grandmother lagging, stopping, or merging paths.</w:t>
+        <w:t>Added transitions for the girl walking forward/backwards, grandmother lagging, stopping, or merging paths.</w:t>
       </w:r>
     </w:p>
     <w:p>
@@ -700,19 +640,7 @@
         <w:rPr>
           <w:rFonts w:ascii="Times New Roman" w:hAnsi="Times New Roman" w:cs="Times New Roman"/>
         </w:rPr>
-        <w:t xml:space="preserve">Happy Ending: Girl and grandmother meet, walk together, and celebrate with a </w:t>
-      </w:r>
-      <w:r>
-        <w:rPr>
-          <w:rFonts w:ascii="Times New Roman" w:hAnsi="Times New Roman" w:cs="Times New Roman"/>
-        </w:rPr>
-        <w:t>fireworks</w:t>
-      </w:r>
-      <w:r>
-        <w:rPr>
-          <w:rFonts w:ascii="Times New Roman" w:hAnsi="Times New Roman" w:cs="Times New Roman"/>
-        </w:rPr>
-        <w:t xml:space="preserve"> animation.</w:t>
+        <w:t>Happy Ending: Girl and grandmother meet, walk together, and celebrate with a fireworks animation.</w:t>
       </w:r>
     </w:p>
     <w:p>
@@ -765,19 +693,7 @@
         <w:rPr>
           <w:rFonts w:ascii="Times New Roman" w:hAnsi="Times New Roman" w:cs="Times New Roman"/>
         </w:rPr>
-        <w:t xml:space="preserve">Merged sprite animations for </w:t>
-      </w:r>
-      <w:r>
-        <w:rPr>
-          <w:rFonts w:ascii="Times New Roman" w:hAnsi="Times New Roman" w:cs="Times New Roman"/>
-        </w:rPr>
-        <w:t xml:space="preserve">the </w:t>
-      </w:r>
-      <w:r>
-        <w:rPr>
-          <w:rFonts w:ascii="Times New Roman" w:hAnsi="Times New Roman" w:cs="Times New Roman"/>
-        </w:rPr>
-        <w:t>girl and grandmother walking together.</w:t>
+        <w:t>Merged sprite animations for the girl and grandmother walking together.</w:t>
       </w:r>
     </w:p>
     <w:p>
@@ -867,13 +783,7 @@
         <w:rPr>
           <w:rFonts w:ascii="Times New Roman" w:hAnsi="Times New Roman" w:cs="Times New Roman"/>
         </w:rPr>
-        <w:t xml:space="preserve">Added emotional text and small poetic lines to enhance </w:t>
-      </w:r>
-      <w:r>
-        <w:rPr>
-          <w:rFonts w:ascii="Times New Roman" w:hAnsi="Times New Roman" w:cs="Times New Roman"/>
-        </w:rPr>
-        <w:t>the emotions</w:t>
+        <w:t>Added emotional text and small poetic lines to enhance the emotions</w:t>
       </w:r>
     </w:p>
     <w:p>
@@ -884,24 +794,6 @@
           <w:bCs/>
         </w:rPr>
       </w:pPr>
-    </w:p>
-    <w:p>
-      <w:pPr>
-        <w:rPr>
-          <w:rFonts w:ascii="Times New Roman" w:hAnsi="Times New Roman" w:cs="Times New Roman"/>
-          <w:b/>
-          <w:bCs/>
-        </w:rPr>
-      </w:pPr>
-      <w:r>
-        <w:rPr>
-          <w:rFonts w:ascii="Times New Roman" w:hAnsi="Times New Roman" w:cs="Times New Roman"/>
-          <w:b/>
-          <w:bCs/>
-        </w:rPr>
-        <w:lastRenderedPageBreak/>
-        <w:t>Challenges Faced</w:t>
-      </w:r>
     </w:p>
     <w:p>
       <w:pPr>
@@ -918,127 +810,8 @@
         <w:rPr>
           <w:rFonts w:ascii="Times New Roman" w:hAnsi="Times New Roman" w:cs="Times New Roman"/>
         </w:rPr>
-        <w:t xml:space="preserve">Text sometimes </w:t>
-      </w:r>
-      <w:r>
-        <w:rPr>
-          <w:rFonts w:ascii="Times New Roman" w:hAnsi="Times New Roman" w:cs="Times New Roman"/>
-        </w:rPr>
-        <w:t>displayed</w:t>
-      </w:r>
-      <w:r>
-        <w:rPr>
-          <w:rFonts w:ascii="Times New Roman" w:hAnsi="Times New Roman" w:cs="Times New Roman"/>
-        </w:rPr>
-        <w:t xml:space="preserve"> incorrectly when navigating </w:t>
-      </w:r>
-      <w:r>
-        <w:rPr>
-          <w:rFonts w:ascii="Times New Roman" w:hAnsi="Times New Roman" w:cs="Times New Roman"/>
-        </w:rPr>
-        <w:t>backwards</w:t>
-      </w:r>
-      <w:r>
-        <w:rPr>
-          <w:rFonts w:ascii="Times New Roman" w:hAnsi="Times New Roman" w:cs="Times New Roman"/>
-        </w:rPr>
-        <w:t>.</w:t>
-      </w:r>
-    </w:p>
-    <w:p>
-      <w:pPr>
-        <w:pStyle w:val="ListParagraph"/>
-        <w:numPr>
-          <w:ilvl w:val="0"/>
-          <w:numId w:val="15"/>
-        </w:numPr>
-        <w:rPr>
-          <w:rFonts w:ascii="Times New Roman" w:hAnsi="Times New Roman" w:cs="Times New Roman"/>
-        </w:rPr>
-      </w:pPr>
-      <w:r>
-        <w:rPr>
-          <w:rFonts w:ascii="Times New Roman" w:hAnsi="Times New Roman" w:cs="Times New Roman"/>
-        </w:rPr>
-        <w:t>Complex branching logic made sprite state management challenging.</w:t>
-      </w:r>
-    </w:p>
-    <w:p>
-      <w:pPr>
-        <w:pStyle w:val="ListParagraph"/>
-        <w:numPr>
-          <w:ilvl w:val="0"/>
-          <w:numId w:val="15"/>
-        </w:numPr>
-        <w:rPr>
-          <w:rFonts w:ascii="Times New Roman" w:hAnsi="Times New Roman" w:cs="Times New Roman"/>
-        </w:rPr>
-      </w:pPr>
-      <w:r>
-        <w:rPr>
-          <w:rFonts w:ascii="Times New Roman" w:hAnsi="Times New Roman" w:cs="Times New Roman"/>
-        </w:rPr>
-        <w:t>Synchronising</w:t>
-      </w:r>
-      <w:r>
-        <w:rPr>
-          <w:rFonts w:ascii="Times New Roman" w:hAnsi="Times New Roman" w:cs="Times New Roman"/>
-        </w:rPr>
-        <w:t xml:space="preserve"> girl and grandmother movement with speed variations and stopping conditions.</w:t>
-      </w:r>
-    </w:p>
-    <w:p>
-      <w:pPr>
-        <w:pStyle w:val="ListParagraph"/>
-        <w:numPr>
-          <w:ilvl w:val="0"/>
-          <w:numId w:val="15"/>
-        </w:numPr>
-        <w:rPr>
-          <w:rFonts w:ascii="Times New Roman" w:hAnsi="Times New Roman" w:cs="Times New Roman"/>
-        </w:rPr>
-      </w:pPr>
-      <w:r>
-        <w:rPr>
-          <w:rFonts w:ascii="Times New Roman" w:hAnsi="Times New Roman" w:cs="Times New Roman"/>
-        </w:rPr>
-        <w:t>Ensuring clickable areas triggered correct images and animations depending on path and ending.</w:t>
-      </w:r>
-    </w:p>
-    <w:p>
-      <w:pPr>
-        <w:pStyle w:val="ListParagraph"/>
-        <w:numPr>
-          <w:ilvl w:val="0"/>
-          <w:numId w:val="15"/>
-        </w:numPr>
-        <w:rPr>
-          <w:rFonts w:ascii="Times New Roman" w:hAnsi="Times New Roman" w:cs="Times New Roman"/>
-        </w:rPr>
-      </w:pPr>
-      <w:r>
-        <w:rPr>
-          <w:rFonts w:ascii="Times New Roman" w:hAnsi="Times New Roman" w:cs="Times New Roman"/>
-        </w:rPr>
-        <w:t>Coordinating breathing, coughing, and environmental sounds with animations.</w:t>
-      </w:r>
-    </w:p>
-    <w:p>
-      <w:pPr>
-        <w:pStyle w:val="ListParagraph"/>
-        <w:numPr>
-          <w:ilvl w:val="0"/>
-          <w:numId w:val="15"/>
-        </w:numPr>
-        <w:rPr>
-          <w:rFonts w:ascii="Times New Roman" w:hAnsi="Times New Roman" w:cs="Times New Roman"/>
-        </w:rPr>
-      </w:pPr>
-      <w:r>
-        <w:rPr>
-          <w:rFonts w:ascii="Times New Roman" w:hAnsi="Times New Roman" w:cs="Times New Roman"/>
-        </w:rPr>
-        <w:t>Crafting lines that evoke emotion naturally was difficult.</w:t>
+        <w:lastRenderedPageBreak/>
+        <w:t xml:space="preserve"> </w:t>
       </w:r>
     </w:p>
     <w:p>
@@ -5190,6 +4963,7 @@
   <w:style w:type="character" w:default="1" w:styleId="DefaultParagraphFont">
     <w:name w:val="Default Paragraph Font"/>
     <w:uiPriority w:val="1"/>
+    <w:semiHidden/>
     <w:unhideWhenUsed/>
   </w:style>
   <w:style w:type="table" w:default="1" w:styleId="TableNormal">
